--- a/tuan06/TranTienTrung_chuong05.docx.docx
+++ b/tuan06/TranTienTrung_chuong05.docx.docx
@@ -178,8 +178,41 @@
         <w:rPr>
           <w:color w:val="auto"/>
         </w:rPr>
-        <w:t>...     Tổng thời gian tự thực hiện: ........................</w:t>
+        <w:t>...     Tổng thời gian tự thực hiện: ....</w:t>
       </w:r>
+      <w:r>
+        <w:rPr>
+          <w:color w:val="auto"/>
+        </w:rPr>
+        <w:t>4-5 giờ</w:t>
+      </w:r>
+      <w:r>
+        <w:rPr>
+          <w:color w:val="auto"/>
+        </w:rPr>
+        <w:t>.............</w:t>
+      </w:r>
+    </w:p>
+    <w:p>
+      <w:pPr>
+        <w:rPr>
+          <w:color w:val="auto"/>
+        </w:rPr>
+      </w:pPr>
+      <w:r>
+        <w:rPr>
+          <w:color w:val="auto"/>
+        </w:rPr>
+        <w:t xml:space="preserve">GitHub: </w:t>
+      </w:r>
+      <w:hyperlink r:id="rId8" w:history="1">
+        <w:r>
+          <w:rPr>
+            <w:rStyle w:val="Hyperlink"/>
+          </w:rPr>
+          <w:t>trugtran-sys/ctdl</w:t>
+        </w:r>
+      </w:hyperlink>
     </w:p>
     <w:p>
       <w:pPr>
@@ -1092,32 +1125,20 @@
         <w:rPr>
           <w:color w:val="auto"/>
         </w:rPr>
-        <w:t xml:space="preserve">- </w:t>
+        <w:t>- Vì trong hàng đợi vòng, thứ tự vật lý trong mảng không phản ánh thứ tự thời gian (FIFO). Nút đầu tiên nằm ở vị trí dau thay đổi liên tục, và dữ liệu có thể bị quay vòng ghi đè lên các ô ở đầu mảng.</w:t>
       </w:r>
+    </w:p>
+    <w:p>
+      <w:pPr>
+        <w:rPr>
+          <w:color w:val="auto"/>
+        </w:rPr>
+      </w:pPr>
       <w:r>
         <w:rPr>
           <w:color w:val="auto"/>
         </w:rPr>
-        <w:t>Vì trong hàng đợi vòng, thứ tự vật lý trong mảng không phản ánh thứ tự thời gian (FIFO). Nút đầu tiên nằm ở vị trí dau thay đổi liên tục, và dữ liệu có thể bị quay vòng ghi đè lên các ô ở đầu mảng.</w:t>
-      </w:r>
-    </w:p>
-    <w:p>
-      <w:pPr>
-        <w:rPr>
-          <w:color w:val="auto"/>
-        </w:rPr>
-      </w:pPr>
-      <w:r>
-        <w:rPr>
-          <w:color w:val="auto"/>
-        </w:rPr>
-        <w:t xml:space="preserve">- </w:t>
-      </w:r>
-      <w:r>
-        <w:rPr>
-          <w:color w:val="auto"/>
-        </w:rPr>
-        <w:t>Giải thích quy ước: Python đánh chỉ số mảng bắt đầu từ </w:t>
+        <w:t>- Giải thích quy ước: Python đánh chỉ số mảng bắt đầu từ </w:t>
       </w:r>
       <m:oMath>
         <m:r>
@@ -3229,8 +3250,8 @@
       </w:r>
     </w:p>
     <w:sectPr>
-      <w:headerReference w:type="default" r:id="rId8"/>
-      <w:footerReference w:type="default" r:id="rId9"/>
+      <w:headerReference w:type="default" r:id="rId9"/>
+      <w:footerReference w:type="default" r:id="rId10"/>
       <w:pgSz w:w="11906" w:h="16838"/>
       <w:pgMar w:top="1020" w:right="1077" w:bottom="935" w:left="1077" w:header="397" w:footer="454" w:gutter="0"/>
       <w:cols w:space="720"/>
@@ -15694,6 +15715,29 @@
       </w:tcPr>
     </w:tblStylePr>
   </w:style>
+  <w:style w:type="character" w:styleId="Hyperlink">
+    <w:name w:val="Hyperlink"/>
+    <w:basedOn w:val="DefaultParagraphFont"/>
+    <w:uiPriority w:val="99"/>
+    <w:unhideWhenUsed/>
+    <w:rsid w:val="005B42B4"/>
+    <w:rPr>
+      <w:color w:val="0000FF" w:themeColor="hyperlink"/>
+      <w:u w:val="single"/>
+    </w:rPr>
+  </w:style>
+  <w:style w:type="character" w:styleId="UnresolvedMention">
+    <w:name w:val="Unresolved Mention"/>
+    <w:basedOn w:val="DefaultParagraphFont"/>
+    <w:uiPriority w:val="99"/>
+    <w:semiHidden/>
+    <w:unhideWhenUsed/>
+    <w:rsid w:val="005B42B4"/>
+    <w:rPr>
+      <w:color w:val="605E5C"/>
+      <w:shd w:val="clear" w:color="auto" w:fill="E1DFDD"/>
+    </w:rPr>
+  </w:style>
 </w:styles>
 </file>
 

--- a/tuan06/TranTienTrung_chuong05.docx.docx
+++ b/tuan06/TranTienTrung_chuong05.docx.docx
@@ -90,7 +90,7 @@
         <w:rPr>
           <w:color w:val="auto"/>
         </w:rPr>
-        <w:t>Ngôn ngữ chọn: .....</w:t>
+        <w:t>Ngôn ngữ chọn: ....</w:t>
       </w:r>
       <w:r>
         <w:rPr>
@@ -102,7 +102,13 @@
         <w:rPr>
           <w:color w:val="auto"/>
         </w:rPr>
-        <w:t>...........   Phiên bản: ...</w:t>
+        <w:t xml:space="preserve"> / Julia</w:t>
+      </w:r>
+      <w:r>
+        <w:rPr>
+          <w:color w:val="auto"/>
+        </w:rPr>
+        <w:t>.....   Phiên bản: ...</w:t>
       </w:r>
       <w:r>
         <w:t xml:space="preserve"> </w:t>
@@ -117,7 +123,19 @@
         <w:rPr>
           <w:color w:val="auto"/>
         </w:rPr>
-        <w:t>.........   Hệ điều hành: ...</w:t>
+        <w:t xml:space="preserve"> / </w:t>
+      </w:r>
+      <w:r>
+        <w:rPr>
+          <w:color w:val="auto"/>
+        </w:rPr>
+        <w:t>1.12.7</w:t>
+      </w:r>
+      <w:r>
+        <w:rPr>
+          <w:color w:val="auto"/>
+        </w:rPr>
+        <w:t>.....   Hệ điều hành: ...</w:t>
       </w:r>
       <w:r>
         <w:rPr>
@@ -129,7 +147,7 @@
         <w:rPr>
           <w:color w:val="auto"/>
         </w:rPr>
-        <w:t>........</w:t>
+        <w:t>......</w:t>
       </w:r>
     </w:p>
     <w:p>
@@ -257,7 +275,15 @@
           <w:color w:val="auto"/>
           <w:sz w:val="18"/>
         </w:rPr>
-        <w:t xml:space="preserve">Lệnh chạy: </w:t>
+        <w:t>Lệnh chạy:</w:t>
+      </w:r>
+      <w:r>
+        <w:rPr>
+          <w:rFonts w:ascii="Courier New" w:hAnsi="Courier New"/>
+          <w:color w:val="auto"/>
+          <w:sz w:val="18"/>
+        </w:rPr>
+        <w:t>....</w:t>
       </w:r>
       <w:r>
         <w:rPr>
@@ -273,7 +299,7 @@
           <w:color w:val="auto"/>
           <w:sz w:val="18"/>
         </w:rPr>
-        <w:t>......................................................</w:t>
+        <w:t xml:space="preserve"> / </w:t>
       </w:r>
       <w:r>
         <w:rPr>
@@ -281,8 +307,32 @@
           <w:color w:val="auto"/>
           <w:sz w:val="18"/>
         </w:rPr>
+        <w:t>Chay_Julia</w:t>
+      </w:r>
+      <w:r>
+        <w:rPr>
+          <w:rFonts w:ascii="Courier New" w:hAnsi="Courier New"/>
+          <w:color w:val="auto"/>
+          <w:sz w:val="18"/>
+        </w:rPr>
+        <w:t>...................................</w:t>
+      </w:r>
+      <w:r>
+        <w:rPr>
+          <w:rFonts w:ascii="Courier New" w:hAnsi="Courier New"/>
+          <w:color w:val="auto"/>
+          <w:sz w:val="18"/>
+        </w:rPr>
         <w:br/>
-        <w:t xml:space="preserve">Lệnh kiểm thử: </w:t>
+        <w:t>Lệnh kiểm thử:</w:t>
+      </w:r>
+      <w:r>
+        <w:rPr>
+          <w:rFonts w:ascii="Courier New" w:hAnsi="Courier New"/>
+          <w:color w:val="auto"/>
+          <w:sz w:val="18"/>
+        </w:rPr>
+        <w:t>...</w:t>
       </w:r>
       <w:r>
         <w:rPr>
@@ -323,6 +373,22 @@
           <w:sz w:val="18"/>
         </w:rPr>
         <w:t>python python/test_bai_tap.py</w:t>
+      </w:r>
+      <w:r>
+        <w:rPr>
+          <w:rFonts w:ascii="Courier New" w:hAnsi="Courier New"/>
+          <w:color w:val="auto"/>
+          <w:sz w:val="18"/>
+        </w:rPr>
+        <w:t xml:space="preserve"> / </w:t>
+      </w:r>
+      <w:r>
+        <w:rPr>
+          <w:rFonts w:ascii="Courier New" w:hAnsi="Courier New"/>
+          <w:color w:val="auto"/>
+          <w:sz w:val="18"/>
+        </w:rPr>
+        <w:t>julia.exe julia/test_co_ban.jl / julia.exe julia/test_bai_tap.jl</w:t>
       </w:r>
       <w:r>
         <w:rPr>
@@ -573,6 +639,20 @@
                 <w:color w:val="auto"/>
                 <w:sz w:val="19"/>
               </w:rPr>
+              <w:t xml:space="preserve"> / </w:t>
+            </w:r>
+            <w:r>
+              <w:rPr>
+                <w:color w:val="auto"/>
+                <w:sz w:val="19"/>
+              </w:rPr>
+              <w:t>BaiLam.jl</w:t>
+            </w:r>
+            <w:r>
+              <w:rPr>
+                <w:color w:val="auto"/>
+                <w:sz w:val="19"/>
+              </w:rPr>
               <w:t>.....</w:t>
             </w:r>
           </w:p>
@@ -691,6 +771,20 @@
                 <w:color w:val="auto"/>
                 <w:sz w:val="19"/>
               </w:rPr>
+              <w:t xml:space="preserve"> / </w:t>
+            </w:r>
+            <w:r>
+              <w:rPr>
+                <w:color w:val="auto"/>
+                <w:sz w:val="19"/>
+              </w:rPr>
+              <w:t>BaiLam.jl</w:t>
+            </w:r>
+            <w:r>
+              <w:rPr>
+                <w:color w:val="auto"/>
+                <w:sz w:val="19"/>
+              </w:rPr>
               <w:t>.....</w:t>
             </w:r>
           </w:p>
@@ -809,6 +903,20 @@
                 <w:color w:val="auto"/>
                 <w:sz w:val="19"/>
               </w:rPr>
+              <w:t xml:space="preserve"> / </w:t>
+            </w:r>
+            <w:r>
+              <w:rPr>
+                <w:color w:val="auto"/>
+                <w:sz w:val="19"/>
+              </w:rPr>
+              <w:t>BaiLam.jl</w:t>
+            </w:r>
+            <w:r>
+              <w:rPr>
+                <w:color w:val="auto"/>
+                <w:sz w:val="19"/>
+              </w:rPr>
               <w:t>.....</w:t>
             </w:r>
           </w:p>
@@ -934,6 +1042,20 @@
                 <w:color w:val="auto"/>
                 <w:sz w:val="19"/>
               </w:rPr>
+              <w:t xml:space="preserve"> / </w:t>
+            </w:r>
+            <w:r>
+              <w:rPr>
+                <w:color w:val="auto"/>
+                <w:sz w:val="19"/>
+              </w:rPr>
+              <w:t>BaiLam.jl</w:t>
+            </w:r>
+            <w:r>
+              <w:rPr>
+                <w:color w:val="auto"/>
+                <w:sz w:val="19"/>
+              </w:rPr>
               <w:t>.....</w:t>
             </w:r>
           </w:p>
@@ -1138,7 +1260,38 @@
         <w:rPr>
           <w:color w:val="auto"/>
         </w:rPr>
-        <w:t>- Giải thích quy ước: Python đánh chỉ số mảng bắt đầu từ </w:t>
+        <w:t xml:space="preserve">- </w:t>
+      </w:r>
+      <w:r>
+        <w:rPr>
+          <w:color w:val="auto"/>
+        </w:rPr>
+        <w:t xml:space="preserve">Quy </w:t>
+      </w:r>
+      <w:r>
+        <w:rPr>
+          <w:color w:val="auto"/>
+        </w:rPr>
+        <w:t>ước: </w:t>
+      </w:r>
+    </w:p>
+    <w:p>
+      <w:pPr>
+        <w:rPr>
+          <w:color w:val="auto"/>
+        </w:rPr>
+      </w:pPr>
+      <w:r>
+        <w:rPr>
+          <w:color w:val="auto"/>
+        </w:rPr>
+        <w:t xml:space="preserve">+ </w:t>
+      </w:r>
+      <w:r>
+        <w:rPr>
+          <w:color w:val="auto"/>
+        </w:rPr>
+        <w:t>Python đánh chỉ số mảng bắt đầu từ </w:t>
       </w:r>
       <m:oMath>
         <m:r>
@@ -1199,6 +1352,26 @@
           <w:color w:val="auto"/>
         </w:rPr>
         <w:t> khi vượt quá ô cuối mảng, khôi phục lại đúng thứ tự logic.</w:t>
+      </w:r>
+    </w:p>
+    <w:p>
+      <w:pPr>
+        <w:rPr>
+          <w:color w:val="auto"/>
+        </w:rPr>
+      </w:pPr>
+      <w:r>
+        <w:rPr>
+          <w:color w:val="auto"/>
+        </w:rPr>
+        <w:lastRenderedPageBreak/>
+        <w:t xml:space="preserve">+ </w:t>
+      </w:r>
+      <w:r>
+        <w:rPr>
+          <w:color w:val="auto"/>
+        </w:rPr>
+        <w:t> Julia đánh chỉ số Vector bắt đầu từ 1. Biến dau vẫn là chỉ số logic từ 0 nên khi truy cập mảng phải cộng thêm 1: mod(dau + i, n) + 1. Dùng hàm mod() thay cho toán tử % vì mod trong Julia luôn trả kết quả không âm.</w:t>
       </w:r>
     </w:p>
     <w:p>
@@ -3164,6 +3337,18 @@
         <w:rPr>
           <w:color w:val="auto"/>
         </w:rPr>
+        <w:t xml:space="preserve"> / </w:t>
+      </w:r>
+      <w:r>
+        <w:rPr>
+          <w:color w:val="auto"/>
+        </w:rPr>
+        <w:t>ket_qua_kiem_thu_julia.txt</w:t>
+      </w:r>
+      <w:r>
+        <w:rPr>
+          <w:color w:val="auto"/>
+        </w:rPr>
         <w:t>....  Tệp nhật ký/ảnh giao diện: ....</w:t>
       </w:r>
       <w:r>
@@ -3246,6 +3431,7 @@
           <w:color w:val="auto"/>
           <w:sz w:val="18"/>
         </w:rPr>
+        <w:lastRenderedPageBreak/>
         <w:t>Có thể thêm trang để chèn ảnh; không dán toàn bộ mã vào báo cáo. Nộp mã nguồn riêng để chạy lại.</w:t>
       </w:r>
     </w:p>

--- a/tuan06/TranTienTrung_chuong05.docx.docx
+++ b/tuan06/TranTienTrung_chuong05.docx.docx
@@ -231,6 +231,9 @@
           <w:t>trugtran-sys/ctdl</w:t>
         </w:r>
       </w:hyperlink>
+      <w:r>
+        <w:t xml:space="preserve"> (tuan06)</w:t>
+      </w:r>
     </w:p>
     <w:p>
       <w:pPr>

--- a/tuan06/TranTienTrung_chuong05.docx.docx
+++ b/tuan06/TranTienTrung_chuong05.docx.docx
@@ -102,12 +102,6 @@
         <w:rPr>
           <w:color w:val="auto"/>
         </w:rPr>
-        <w:t xml:space="preserve"> / Julia</w:t>
-      </w:r>
-      <w:r>
-        <w:rPr>
-          <w:color w:val="auto"/>
-        </w:rPr>
         <w:t>.....   Phiên bản: ...</w:t>
       </w:r>
       <w:r>
@@ -118,18 +112,6 @@
           <w:color w:val="auto"/>
         </w:rPr>
         <w:t>3.14.7</w:t>
-      </w:r>
-      <w:r>
-        <w:rPr>
-          <w:color w:val="auto"/>
-        </w:rPr>
-        <w:t xml:space="preserve"> / </w:t>
-      </w:r>
-      <w:r>
-        <w:rPr>
-          <w:color w:val="auto"/>
-        </w:rPr>
-        <w:t>1.12.7</w:t>
       </w:r>
       <w:r>
         <w:rPr>
@@ -295,22 +277,6 @@
           <w:sz w:val="18"/>
         </w:rPr>
         <w:t>Chay_Python.bat</w:t>
-      </w:r>
-      <w:r>
-        <w:rPr>
-          <w:rFonts w:ascii="Courier New" w:hAnsi="Courier New"/>
-          <w:color w:val="auto"/>
-          <w:sz w:val="18"/>
-        </w:rPr>
-        <w:t xml:space="preserve"> / </w:t>
-      </w:r>
-      <w:r>
-        <w:rPr>
-          <w:rFonts w:ascii="Courier New" w:hAnsi="Courier New"/>
-          <w:color w:val="auto"/>
-          <w:sz w:val="18"/>
-        </w:rPr>
-        <w:t>Chay_Julia</w:t>
       </w:r>
       <w:r>
         <w:rPr>
@@ -383,22 +349,6 @@
           <w:color w:val="auto"/>
           <w:sz w:val="18"/>
         </w:rPr>
-        <w:t xml:space="preserve"> / </w:t>
-      </w:r>
-      <w:r>
-        <w:rPr>
-          <w:rFonts w:ascii="Courier New" w:hAnsi="Courier New"/>
-          <w:color w:val="auto"/>
-          <w:sz w:val="18"/>
-        </w:rPr>
-        <w:t>julia.exe julia/test_co_ban.jl / julia.exe julia/test_bai_tap.jl</w:t>
-      </w:r>
-      <w:r>
-        <w:rPr>
-          <w:rFonts w:ascii="Courier New" w:hAnsi="Courier New"/>
-          <w:color w:val="auto"/>
-          <w:sz w:val="18"/>
-        </w:rPr>
         <w:t>.....</w:t>
       </w:r>
       <w:r>
@@ -642,20 +592,6 @@
                 <w:color w:val="auto"/>
                 <w:sz w:val="19"/>
               </w:rPr>
-              <w:t xml:space="preserve"> / </w:t>
-            </w:r>
-            <w:r>
-              <w:rPr>
-                <w:color w:val="auto"/>
-                <w:sz w:val="19"/>
-              </w:rPr>
-              <w:t>BaiLam.jl</w:t>
-            </w:r>
-            <w:r>
-              <w:rPr>
-                <w:color w:val="auto"/>
-                <w:sz w:val="19"/>
-              </w:rPr>
               <w:t>.....</w:t>
             </w:r>
           </w:p>
@@ -774,20 +710,6 @@
                 <w:color w:val="auto"/>
                 <w:sz w:val="19"/>
               </w:rPr>
-              <w:t xml:space="preserve"> / </w:t>
-            </w:r>
-            <w:r>
-              <w:rPr>
-                <w:color w:val="auto"/>
-                <w:sz w:val="19"/>
-              </w:rPr>
-              <w:t>BaiLam.jl</w:t>
-            </w:r>
-            <w:r>
-              <w:rPr>
-                <w:color w:val="auto"/>
-                <w:sz w:val="19"/>
-              </w:rPr>
               <w:t>.....</w:t>
             </w:r>
           </w:p>
@@ -906,20 +828,6 @@
                 <w:color w:val="auto"/>
                 <w:sz w:val="19"/>
               </w:rPr>
-              <w:t xml:space="preserve"> / </w:t>
-            </w:r>
-            <w:r>
-              <w:rPr>
-                <w:color w:val="auto"/>
-                <w:sz w:val="19"/>
-              </w:rPr>
-              <w:t>BaiLam.jl</w:t>
-            </w:r>
-            <w:r>
-              <w:rPr>
-                <w:color w:val="auto"/>
-                <w:sz w:val="19"/>
-              </w:rPr>
               <w:t>.....</w:t>
             </w:r>
           </w:p>
@@ -1039,20 +947,6 @@
                 <w:sz w:val="19"/>
               </w:rPr>
               <w:t>bai_lam.py</w:t>
-            </w:r>
-            <w:r>
-              <w:rPr>
-                <w:color w:val="auto"/>
-                <w:sz w:val="19"/>
-              </w:rPr>
-              <w:t xml:space="preserve"> / </w:t>
-            </w:r>
-            <w:r>
-              <w:rPr>
-                <w:color w:val="auto"/>
-                <w:sz w:val="19"/>
-              </w:rPr>
-              <w:t>BaiLam.jl</w:t>
             </w:r>
             <w:r>
               <w:rPr>
@@ -1363,32 +1257,13 @@
           <w:color w:val="auto"/>
         </w:rPr>
       </w:pPr>
-      <w:r>
+    </w:p>
+    <w:p>
+      <w:pPr>
         <w:rPr>
           <w:color w:val="auto"/>
         </w:rPr>
-        <w:lastRenderedPageBreak/>
-        <w:t xml:space="preserve">+ </w:t>
-      </w:r>
-      <w:r>
-        <w:rPr>
-          <w:color w:val="auto"/>
-        </w:rPr>
-        <w:t> Julia đánh chỉ số Vector bắt đầu từ 1. Biến dau vẫn là chỉ số logic từ 0 nên khi truy cập mảng phải cộng thêm 1: mod(dau + i, n) + 1. Dùng hàm mod() thay cho toán tử % vì mod trong Julia luôn trả kết quả không âm.</w:t>
-      </w:r>
-    </w:p>
-    <w:p>
-      <w:pPr>
-        <w:rPr>
-          <w:color w:val="auto"/>
-        </w:rPr>
-      </w:pPr>
-      <w:r>
-        <w:rPr>
-          <w:color w:val="auto"/>
-        </w:rPr>
-        <w:br w:type="page"/>
-      </w:r>
+      </w:pPr>
     </w:p>
     <w:p>
       <w:pPr>
@@ -3340,18 +3215,6 @@
         <w:rPr>
           <w:color w:val="auto"/>
         </w:rPr>
-        <w:t xml:space="preserve"> / </w:t>
-      </w:r>
-      <w:r>
-        <w:rPr>
-          <w:color w:val="auto"/>
-        </w:rPr>
-        <w:t>ket_qua_kiem_thu_julia.txt</w:t>
-      </w:r>
-      <w:r>
-        <w:rPr>
-          <w:color w:val="auto"/>
-        </w:rPr>
         <w:t>....  Tệp nhật ký/ảnh giao diện: ....</w:t>
       </w:r>
       <w:r>
@@ -3422,6 +3285,14 @@
         </w:rPr>
         <w:t xml:space="preserve"> file mã mẫu.</w:t>
       </w:r>
+    </w:p>
+    <w:p>
+      <w:pPr>
+        <w:rPr>
+          <w:color w:val="auto"/>
+          <w:sz w:val="18"/>
+        </w:rPr>
+      </w:pPr>
     </w:p>
     <w:p>
       <w:pPr>
@@ -5119,6 +4990,7 @@
   <w:style w:type="character" w:default="1" w:styleId="DefaultParagraphFont">
     <w:name w:val="Default Paragraph Font"/>
     <w:uiPriority w:val="1"/>
+    <w:semiHidden/>
     <w:unhideWhenUsed/>
   </w:style>
   <w:style w:type="table" w:default="1" w:styleId="TableNormal">
